--- a/app/templates/contrato_template_acta.docx
+++ b/app/templates/contrato_template_acta.docx
@@ -431,42 +431,27 @@
                 <w:bCs/>
               </w:rPr>
             </w:pPr>
-            <w:r>
-              <w:rPr>
-                <w:bCs/>
-              </w:rPr>
-              <w:fldChar w:fldCharType="begin"/>
-            </w:r>
-            <w:r>
-              <w:rPr>
-                <w:bCs/>
-              </w:rPr>
-              <w:instrText xml:space="preserve"> MERGEFIELD No_Contrato </w:instrText>
-            </w:r>
-            <w:r>
-              <w:rPr>
-                <w:bCs/>
-              </w:rPr>
-              <w:fldChar w:fldCharType="separate"/>
-            </w:r>
-            <w:r>
-              <w:rPr>
-                <w:bCs/>
-                <w:noProof/>
-              </w:rPr>
-              <w:t>«No_Contrato»</w:t>
-            </w:r>
-            <w:r>
-              <w:rPr>
-                <w:bCs/>
-              </w:rPr>
-              <w:fldChar w:fldCharType="end"/>
-            </w:r>
-            <w:r>
-              <w:rPr>
-                <w:bCs/>
-              </w:rPr>
-              <w:t xml:space="preserve"> </w:t>
+            <w:proofErr w:type="gramStart"/>
+            <w:r>
+              <w:rPr>
+                <w:bCs/>
+              </w:rPr>
+              <w:t xml:space="preserve">{{  </w:t>
+            </w:r>
+            <w:proofErr w:type="spellStart"/>
+            <w:proofErr w:type="gramEnd"/>
+            <w:r>
+              <w:rPr>
+                <w:bCs/>
+              </w:rPr>
+              <w:t>numero_contrato</w:t>
+            </w:r>
+            <w:proofErr w:type="spellEnd"/>
+            <w:r>
+              <w:rPr>
+                <w:bCs/>
+              </w:rPr>
+              <w:t xml:space="preserve">  }}</w:t>
             </w:r>
             <w:r>
               <w:rPr>
@@ -521,36 +506,27 @@
                 <w:bCs/>
               </w:rPr>
             </w:pPr>
-            <w:r>
-              <w:rPr>
-                <w:bCs/>
-              </w:rPr>
-              <w:fldChar w:fldCharType="begin"/>
-            </w:r>
-            <w:r>
-              <w:rPr>
-                <w:bCs/>
-              </w:rPr>
-              <w:instrText xml:space="preserve"> MERGEFIELD FECHA_INICIO_ </w:instrText>
-            </w:r>
-            <w:r>
-              <w:rPr>
-                <w:bCs/>
-              </w:rPr>
-              <w:fldChar w:fldCharType="separate"/>
-            </w:r>
-            <w:r>
-              <w:rPr>
-                <w:bCs/>
-                <w:noProof/>
-              </w:rPr>
-              <w:t>«FECHA_INICIO_»</w:t>
-            </w:r>
-            <w:r>
-              <w:rPr>
-                <w:bCs/>
-              </w:rPr>
-              <w:fldChar w:fldCharType="end"/>
+            <w:proofErr w:type="gramStart"/>
+            <w:r>
+              <w:rPr>
+                <w:bCs/>
+              </w:rPr>
+              <w:t xml:space="preserve">{{  </w:t>
+            </w:r>
+            <w:proofErr w:type="spellStart"/>
+            <w:proofErr w:type="gramEnd"/>
+            <w:r>
+              <w:rPr>
+                <w:bCs/>
+              </w:rPr>
+              <w:t>fecha_inicio</w:t>
+            </w:r>
+            <w:proofErr w:type="spellEnd"/>
+            <w:r>
+              <w:rPr>
+                <w:bCs/>
+              </w:rPr>
+              <w:t xml:space="preserve">  }}</w:t>
             </w:r>
           </w:p>
         </w:tc>
@@ -587,36 +563,27 @@
                 <w:bCs/>
               </w:rPr>
             </w:pPr>
-            <w:r>
-              <w:rPr>
-                <w:bCs/>
-              </w:rPr>
-              <w:fldChar w:fldCharType="begin"/>
-            </w:r>
-            <w:r>
-              <w:rPr>
-                <w:bCs/>
-              </w:rPr>
-              <w:instrText xml:space="preserve"> MERGEFIELD FECHA_INICIO_ </w:instrText>
-            </w:r>
-            <w:r>
-              <w:rPr>
-                <w:bCs/>
-              </w:rPr>
-              <w:fldChar w:fldCharType="separate"/>
-            </w:r>
-            <w:r>
-              <w:rPr>
-                <w:bCs/>
-                <w:noProof/>
-              </w:rPr>
-              <w:t>«FECHA_INICIO_»</w:t>
-            </w:r>
-            <w:r>
-              <w:rPr>
-                <w:bCs/>
-              </w:rPr>
-              <w:fldChar w:fldCharType="end"/>
+            <w:proofErr w:type="gramStart"/>
+            <w:r>
+              <w:rPr>
+                <w:bCs/>
+              </w:rPr>
+              <w:t xml:space="preserve">{{  </w:t>
+            </w:r>
+            <w:proofErr w:type="spellStart"/>
+            <w:proofErr w:type="gramEnd"/>
+            <w:r>
+              <w:rPr>
+                <w:bCs/>
+              </w:rPr>
+              <w:t>fecha_inicio</w:t>
+            </w:r>
+            <w:proofErr w:type="spellEnd"/>
+            <w:r>
+              <w:rPr>
+                <w:bCs/>
+              </w:rPr>
+              <w:t xml:space="preserve">  }}</w:t>
             </w:r>
           </w:p>
         </w:tc>
@@ -653,36 +620,27 @@
                 <w:bCs/>
               </w:rPr>
             </w:pPr>
-            <w:r>
-              <w:rPr>
-                <w:bCs/>
-              </w:rPr>
-              <w:fldChar w:fldCharType="begin"/>
-            </w:r>
-            <w:r>
-              <w:rPr>
-                <w:bCs/>
-              </w:rPr>
-              <w:instrText xml:space="preserve"> MERGEFIELD FECHA_DE_FINALIZACION </w:instrText>
-            </w:r>
-            <w:r>
-              <w:rPr>
-                <w:bCs/>
-              </w:rPr>
-              <w:fldChar w:fldCharType="separate"/>
-            </w:r>
-            <w:r>
-              <w:rPr>
-                <w:bCs/>
-                <w:noProof/>
-              </w:rPr>
-              <w:t>«FECHA_DE_FINALIZACION»</w:t>
-            </w:r>
-            <w:r>
-              <w:rPr>
-                <w:bCs/>
-              </w:rPr>
-              <w:fldChar w:fldCharType="end"/>
+            <w:proofErr w:type="gramStart"/>
+            <w:r>
+              <w:rPr>
+                <w:bCs/>
+              </w:rPr>
+              <w:t xml:space="preserve">{{  </w:t>
+            </w:r>
+            <w:proofErr w:type="spellStart"/>
+            <w:proofErr w:type="gramEnd"/>
+            <w:r>
+              <w:rPr>
+                <w:bCs/>
+              </w:rPr>
+              <w:t>fecha_fin</w:t>
+            </w:r>
+            <w:proofErr w:type="spellEnd"/>
+            <w:r>
+              <w:rPr>
+                <w:bCs/>
+              </w:rPr>
+              <w:t xml:space="preserve">  }}</w:t>
             </w:r>
           </w:p>
         </w:tc>
@@ -2300,393 +2258,6 @@
     </w:lvlOverride>
   </w:num>
 </w:numbering>
-</file>
-
-<file path=word/recipientData.xml><?xml version="1.0" encoding="utf-8"?>
-<wne:recipients xmlns:wpc="http://schemas.microsoft.com/office/word/2010/wordprocessingCanvas" xmlns:cx="http://schemas.microsoft.com/office/drawing/2014/chartex" xmlns:cx1="http://schemas.microsoft.com/office/drawing/2015/9/8/chartex" xmlns:cx2="http://schemas.microsoft.com/office/drawing/2015/10/21/chartex" xmlns:cx3="http://schemas.microsoft.com/office/drawing/2016/5/9/chartex" xmlns:cx4="http://schemas.microsoft.com/office/drawing/2016/5/10/chartex" xmlns:cx5="http://schemas.microsoft.com/office/drawing/2016/5/11/chartex" xmlns:cx6="http://schemas.microsoft.com/office/drawing/2016/5/12/chartex" xmlns:cx7="http://schemas.microsoft.com/office/drawing/2016/5/13/chartex" xmlns:cx8="http://schemas.microsoft.com/office/drawing/2016/5/14/chartex" xmlns:mc="http://schemas.openxmlformats.org/markup-compatibility/2006" xmlns:aink="http://schemas.microsoft.com/office/drawing/2016/ink" xmlns:am3d="http://schemas.microsoft.com/office/drawing/2017/model3d" xmlns:o="urn:schemas-microsoft-com:office:office" xmlns:r="http://schemas.openxmlformats.org/officeDocument/2006/relationships" xmlns:m="http://schemas.openxmlformats.org/officeDocument/2006/math" xmlns:v="urn:schemas-microsoft-com:vml" xmlns:wp14="http://schemas.microsoft.com/office/word/2010/wordprocessingDrawing" xmlns:wp="http://schemas.openxmlformats.org/drawingml/2006/wordprocessingDrawing" xmlns:w10="urn:schemas-microsoft-com:office:word" xmlns:w="http://schemas.openxmlformats.org/wordprocessingml/2006/main" xmlns:w14="http://schemas.microsoft.com/office/word/2010/wordml" xmlns:w15="http://schemas.microsoft.com/office/word/2012/wordml" xmlns:w16cex="http://schemas.microsoft.com/office/word/2018/wordml/cex" xmlns:w16cid="http://schemas.microsoft.com/office/word/2016/wordml/cid" xmlns:w16="http://schemas.microsoft.com/office/word/2018/wordml" xmlns:w16sdtdh="http://schemas.microsoft.com/office/word/2020/wordml/sdtdatahash" xmlns:w16se="http://schemas.microsoft.com/office/word/2015/wordml/symex" xmlns:wpg="http://schemas.microsoft.com/office/word/2010/wordprocessingGroup" xmlns:wpi="http://schemas.microsoft.com/office/word/2010/wordprocessingInk" xmlns:wne="http://schemas.microsoft.com/office/word/2006/wordml" xmlns:wps="http://schemas.microsoft.com/office/word/2010/wordprocessingShape" mc:Ignorable="w14 w15 w16se w16cid w16 w16cex w16sdtdh wp14">
-  <wne:recipientData>
-    <wne:active wne:val="1"/>
-  </wne:recipientData>
-  <wne:recipientData>
-    <wne:active wne:val="1"/>
-    <wne:hash wne:val="1981195627"/>
-  </wne:recipientData>
-  <wne:recipientData>
-    <wne:active wne:val="1"/>
-    <wne:hash wne:val="357736023"/>
-  </wne:recipientData>
-  <wne:recipientData>
-    <wne:active wne:val="1"/>
-    <wne:hash wne:val="-674189841"/>
-  </wne:recipientData>
-  <wne:recipientData>
-    <wne:active wne:val="1"/>
-    <wne:hash wne:val="-1611499235"/>
-  </wne:recipientData>
-  <wne:recipientData>
-    <wne:active wne:val="1"/>
-    <wne:hash wne:val="-550739478"/>
-  </wne:recipientData>
-  <wne:recipientData>
-    <wne:active wne:val="1"/>
-  </wne:recipientData>
-  <wne:recipientData>
-    <wne:active wne:val="1"/>
-    <wne:hash wne:val="976691165"/>
-  </wne:recipientData>
-  <wne:recipientData>
-    <wne:active wne:val="1"/>
-    <wne:hash wne:val="2132490200"/>
-  </wne:recipientData>
-  <wne:recipientData>
-    <wne:active wne:val="1"/>
-    <wne:hash wne:val="-47113711"/>
-  </wne:recipientData>
-  <wne:recipientData>
-    <wne:active wne:val="1"/>
-    <wne:hash wne:val="6336"/>
-  </wne:recipientData>
-  <wne:recipientData>
-    <wne:active wne:val="1"/>
-    <wne:hash wne:val="214942791"/>
-  </wne:recipientData>
-  <wne:recipientData>
-    <wne:active wne:val="1"/>
-    <wne:hash wne:val="-1772445229"/>
-  </wne:recipientData>
-  <wne:recipientData>
-    <wne:active wne:val="1"/>
-    <wne:hash wne:val="453296867"/>
-  </wne:recipientData>
-  <wne:recipientData>
-    <wne:active wne:val="1"/>
-    <wne:hash wne:val="-613945832"/>
-  </wne:recipientData>
-  <wne:recipientData>
-    <wne:active wne:val="1"/>
-    <wne:hash wne:val="-206151416"/>
-  </wne:recipientData>
-  <wne:recipientData>
-    <wne:active wne:val="1"/>
-    <wne:hash wne:val="-152236356"/>
-  </wne:recipientData>
-  <wne:recipientData>
-    <wne:active wne:val="1"/>
-    <wne:hash wne:val="12094377"/>
-  </wne:recipientData>
-  <wne:recipientData>
-    <wne:active wne:val="1"/>
-    <wne:hash wne:val="1944884238"/>
-  </wne:recipientData>
-  <wne:recipientData>
-    <wne:active wne:val="1"/>
-    <wne:hash wne:val="-64329539"/>
-  </wne:recipientData>
-  <wne:recipientData>
-    <wne:active wne:val="1"/>
-    <wne:hash wne:val="-824001167"/>
-  </wne:recipientData>
-  <wne:recipientData>
-    <wne:active wne:val="1"/>
-    <wne:hash wne:val="1585923953"/>
-  </wne:recipientData>
-  <wne:recipientData>
-    <wne:active wne:val="1"/>
-    <wne:hash wne:val="-19231945"/>
-  </wne:recipientData>
-  <wne:recipientData>
-    <wne:active wne:val="1"/>
-    <wne:hash wne:val="530177626"/>
-  </wne:recipientData>
-  <wne:recipientData>
-    <wne:active wne:val="1"/>
-    <wne:hash wne:val="508164940"/>
-  </wne:recipientData>
-  <wne:recipientData>
-    <wne:active wne:val="1"/>
-    <wne:hash wne:val="-1658302413"/>
-  </wne:recipientData>
-  <wne:recipientData>
-    <wne:active wne:val="1"/>
-    <wne:hash wne:val="-1876520502"/>
-  </wne:recipientData>
-  <wne:recipientData>
-    <wne:active wne:val="1"/>
-    <wne:hash wne:val="692158016"/>
-  </wne:recipientData>
-  <wne:recipientData>
-    <wne:active wne:val="1"/>
-    <wne:hash wne:val="-768693763"/>
-  </wne:recipientData>
-  <wne:recipientData>
-    <wne:active wne:val="1"/>
-    <wne:hash wne:val="-742617897"/>
-  </wne:recipientData>
-  <wne:recipientData>
-    <wne:active wne:val="1"/>
-    <wne:hash wne:val="723736392"/>
-  </wne:recipientData>
-  <wne:recipientData>
-    <wne:active wne:val="1"/>
-    <wne:hash wne:val="7049150"/>
-  </wne:recipientData>
-  <wne:recipientData>
-    <wne:active wne:val="1"/>
-    <wne:hash wne:val="-741095878"/>
-  </wne:recipientData>
-  <wne:recipientData>
-    <wne:active wne:val="1"/>
-    <wne:hash wne:val="-1213489816"/>
-  </wne:recipientData>
-  <wne:recipientData>
-    <wne:active wne:val="1"/>
-    <wne:hash wne:val="1798969916"/>
-  </wne:recipientData>
-  <wne:recipientData>
-    <wne:active wne:val="1"/>
-    <wne:hash wne:val="-1587962635"/>
-  </wne:recipientData>
-  <wne:recipientData>
-    <wne:active wne:val="1"/>
-    <wne:hash wne:val="1761140250"/>
-  </wne:recipientData>
-  <wne:recipientData>
-    <wne:active wne:val="1"/>
-    <wne:hash wne:val="-1378092092"/>
-  </wne:recipientData>
-  <wne:recipientData>
-    <wne:active wne:val="1"/>
-    <wne:hash wne:val="1367285142"/>
-  </wne:recipientData>
-  <wne:recipientData>
-    <wne:active wne:val="1"/>
-    <wne:hash wne:val="1979151724"/>
-  </wne:recipientData>
-  <wne:recipientData>
-    <wne:active wne:val="1"/>
-    <wne:hash wne:val="836398040"/>
-  </wne:recipientData>
-  <wne:recipientData>
-    <wne:active wne:val="1"/>
-    <wne:hash wne:val="-54003829"/>
-  </wne:recipientData>
-  <wne:recipientData>
-    <wne:active wne:val="1"/>
-    <wne:hash wne:val="702945876"/>
-  </wne:recipientData>
-  <wne:recipientData>
-    <wne:active wne:val="1"/>
-    <wne:hash wne:val="-454367069"/>
-  </wne:recipientData>
-  <wne:recipientData>
-    <wne:active wne:val="1"/>
-    <wne:hash wne:val="-1858421026"/>
-  </wne:recipientData>
-  <wne:recipientData>
-    <wne:active wne:val="1"/>
-    <wne:hash wne:val="1746172000"/>
-  </wne:recipientData>
-  <wne:recipientData>
-    <wne:active wne:val="1"/>
-    <wne:hash wne:val="2003256931"/>
-  </wne:recipientData>
-  <wne:recipientData>
-    <wne:active wne:val="1"/>
-    <wne:hash wne:val="1169937690"/>
-  </wne:recipientData>
-  <wne:recipientData>
-    <wne:active wne:val="1"/>
-    <wne:hash wne:val="833118831"/>
-  </wne:recipientData>
-  <wne:recipientData>
-    <wne:active wne:val="1"/>
-    <wne:hash wne:val="-1191409900"/>
-  </wne:recipientData>
-  <wne:recipientData>
-    <wne:active wne:val="1"/>
-    <wne:hash wne:val="-1940595758"/>
-  </wne:recipientData>
-  <wne:recipientData>
-    <wne:active wne:val="1"/>
-    <wne:hash wne:val="-1937824046"/>
-  </wne:recipientData>
-  <wne:recipientData>
-    <wne:active wne:val="1"/>
-    <wne:hash wne:val="-609706578"/>
-  </wne:recipientData>
-  <wne:recipientData>
-    <wne:active wne:val="1"/>
-    <wne:hash wne:val="1848091274"/>
-  </wne:recipientData>
-  <wne:recipientData>
-    <wne:active wne:val="1"/>
-    <wne:hash wne:val="2003034767"/>
-  </wne:recipientData>
-  <wne:recipientData>
-    <wne:active wne:val="1"/>
-    <wne:hash wne:val="-637831441"/>
-  </wne:recipientData>
-  <wne:recipientData>
-    <wne:active wne:val="1"/>
-    <wne:hash wne:val="-787767212"/>
-  </wne:recipientData>
-  <wne:recipientData>
-    <wne:active wne:val="1"/>
-    <wne:hash wne:val="985556012"/>
-  </wne:recipientData>
-  <wne:recipientData>
-    <wne:active wne:val="1"/>
-    <wne:hash wne:val="2108171913"/>
-  </wne:recipientData>
-  <wne:recipientData>
-    <wne:active wne:val="1"/>
-    <wne:hash wne:val="-7052939"/>
-  </wne:recipientData>
-  <wne:recipientData>
-    <wne:active wne:val="1"/>
-    <wne:hash wne:val="1824367584"/>
-  </wne:recipientData>
-  <wne:recipientData>
-    <wne:active wne:val="1"/>
-    <wne:hash wne:val="278704420"/>
-  </wne:recipientData>
-  <wne:recipientData>
-    <wne:active wne:val="1"/>
-    <wne:hash wne:val="-2113655814"/>
-  </wne:recipientData>
-  <wne:recipientData>
-    <wne:active wne:val="1"/>
-    <wne:hash wne:val="-1648092692"/>
-  </wne:recipientData>
-  <wne:recipientData>
-    <wne:active wne:val="1"/>
-    <wne:hash wne:val="-1777158072"/>
-  </wne:recipientData>
-  <wne:recipientData>
-    <wne:active wne:val="1"/>
-    <wne:hash wne:val="1798606761"/>
-  </wne:recipientData>
-  <wne:recipientData>
-    <wne:active wne:val="1"/>
-    <wne:hash wne:val="-400951325"/>
-  </wne:recipientData>
-  <wne:recipientData>
-    <wne:active wne:val="1"/>
-    <wne:hash wne:val="50784415"/>
-  </wne:recipientData>
-  <wne:recipientData>
-    <wne:active wne:val="1"/>
-    <wne:hash wne:val="705421567"/>
-  </wne:recipientData>
-  <wne:recipientData>
-    <wne:active wne:val="1"/>
-    <wne:hash wne:val="-875754902"/>
-  </wne:recipientData>
-  <wne:recipientData>
-    <wne:active wne:val="1"/>
-    <wne:hash wne:val="2063718257"/>
-  </wne:recipientData>
-  <wne:recipientData>
-    <wne:active wne:val="1"/>
-    <wne:hash wne:val="-801575298"/>
-  </wne:recipientData>
-  <wne:recipientData>
-    <wne:active wne:val="1"/>
-    <wne:hash wne:val="-1646077231"/>
-  </wne:recipientData>
-  <wne:recipientData>
-    <wne:active wne:val="1"/>
-    <wne:hash wne:val="-1933444188"/>
-  </wne:recipientData>
-  <wne:recipientData>
-    <wne:active wne:val="1"/>
-    <wne:hash wne:val="-509495157"/>
-  </wne:recipientData>
-  <wne:recipientData>
-    <wne:active wne:val="1"/>
-    <wne:hash wne:val="-952584136"/>
-  </wne:recipientData>
-  <wne:recipientData>
-    <wne:active wne:val="1"/>
-    <wne:hash wne:val="-1487522461"/>
-  </wne:recipientData>
-  <wne:recipientData>
-    <wne:active wne:val="1"/>
-    <wne:hash wne:val="1240236278"/>
-  </wne:recipientData>
-  <wne:recipientData>
-    <wne:active wne:val="1"/>
-    <wne:hash wne:val="1733274271"/>
-  </wne:recipientData>
-  <wne:recipientData>
-    <wne:active wne:val="1"/>
-    <wne:hash wne:val="2015742697"/>
-  </wne:recipientData>
-  <wne:recipientData>
-    <wne:active wne:val="1"/>
-    <wne:hash wne:val="594922779"/>
-  </wne:recipientData>
-  <wne:recipientData>
-    <wne:active wne:val="1"/>
-    <wne:hash wne:val="-1683946702"/>
-  </wne:recipientData>
-  <wne:recipientData>
-    <wne:active wne:val="1"/>
-    <wne:hash wne:val="-754719251"/>
-  </wne:recipientData>
-  <wne:recipientData>
-    <wne:active wne:val="1"/>
-    <wne:hash wne:val="-495820646"/>
-  </wne:recipientData>
-  <wne:recipientData>
-    <wne:active wne:val="1"/>
-    <wne:hash wne:val="-1007170270"/>
-  </wne:recipientData>
-  <wne:recipientData>
-    <wne:active wne:val="1"/>
-    <wne:hash wne:val="741150456"/>
-  </wne:recipientData>
-  <wne:recipientData>
-    <wne:active wne:val="1"/>
-    <wne:hash wne:val="151794185"/>
-  </wne:recipientData>
-  <wne:recipientData>
-    <wne:active wne:val="1"/>
-    <wne:hash wne:val="1557497156"/>
-  </wne:recipientData>
-  <wne:recipientData>
-    <wne:active wne:val="1"/>
-    <wne:hash wne:val="-1439103030"/>
-  </wne:recipientData>
-  <wne:recipientData>
-    <wne:active wne:val="1"/>
-    <wne:hash wne:val="-1260613475"/>
-  </wne:recipientData>
-  <wne:recipientData>
-    <wne:active wne:val="1"/>
-    <wne:hash wne:val="-1515081846"/>
-  </wne:recipientData>
-  <wne:recipientData>
-    <wne:active wne:val="1"/>
-    <wne:hash wne:val="-2123237458"/>
-  </wne:recipientData>
-  <wne:recipientData>
-    <wne:active wne:val="1"/>
-    <wne:hash wne:val="2104191273"/>
-  </wne:recipientData>
-  <wne:recipientData>
-    <wne:active wne:val="1"/>
-    <wne:hash wne:val="-2042730572"/>
-  </wne:recipientData>
-  <wne:recipientData>
-    <wne:active wne:val="1"/>
-    <wne:hash wne:val="-1728824302"/>
-  </wne:recipientData>
-  <wne:recipientData>
-    <wne:active wne:val="1"/>
-    <wne:hash wne:val="-1889973615"/>
-  </wne:recipientData>
-</wne:recipients>
 </file>
 
 <file path=word/styles.xml><?xml version="1.0" encoding="utf-8"?>

--- a/app/templates/contrato_template_acta.docx
+++ b/app/templates/contrato_template_acta.docx
@@ -1,6 +1,6 @@
 
 <file path=word/document.xml><?xml version="1.0" encoding="utf-8"?>
-<w:document xmlns:wpc="http://schemas.microsoft.com/office/word/2010/wordprocessingCanvas" xmlns:cx="http://schemas.microsoft.com/office/drawing/2014/chartex" xmlns:cx1="http://schemas.microsoft.com/office/drawing/2015/9/8/chartex" xmlns:cx2="http://schemas.microsoft.com/office/drawing/2015/10/21/chartex" xmlns:cx3="http://schemas.microsoft.com/office/drawing/2016/5/9/chartex" xmlns:cx4="http://schemas.microsoft.com/office/drawing/2016/5/10/chartex" xmlns:cx5="http://schemas.microsoft.com/office/drawing/2016/5/11/chartex" xmlns:cx6="http://schemas.microsoft.com/office/drawing/2016/5/12/chartex" xmlns:cx7="http://schemas.microsoft.com/office/drawing/2016/5/13/chartex" xmlns:cx8="http://schemas.microsoft.com/office/drawing/2016/5/14/chartex" xmlns:mc="http://schemas.openxmlformats.org/markup-compatibility/2006" xmlns:aink="http://schemas.microsoft.com/office/drawing/2016/ink" xmlns:am3d="http://schemas.microsoft.com/office/drawing/2017/model3d" xmlns:o="urn:schemas-microsoft-com:office:office" xmlns:r="http://schemas.openxmlformats.org/officeDocument/2006/relationships" xmlns:m="http://schemas.openxmlformats.org/officeDocument/2006/math" xmlns:v="urn:schemas-microsoft-com:vml" xmlns:wp14="http://schemas.microsoft.com/office/word/2010/wordprocessingDrawing" xmlns:wp="http://schemas.openxmlformats.org/drawingml/2006/wordprocessingDrawing" xmlns:w10="urn:schemas-microsoft-com:office:word" xmlns:w="http://schemas.openxmlformats.org/wordprocessingml/2006/main" xmlns:w14="http://schemas.microsoft.com/office/word/2010/wordml" xmlns:w15="http://schemas.microsoft.com/office/word/2012/wordml" xmlns:w16cex="http://schemas.microsoft.com/office/word/2018/wordml/cex" xmlns:w16cid="http://schemas.microsoft.com/office/word/2016/wordml/cid" xmlns:w16="http://schemas.microsoft.com/office/word/2018/wordml" xmlns:w16sdtdh="http://schemas.microsoft.com/office/word/2020/wordml/sdtdatahash" xmlns:w16se="http://schemas.microsoft.com/office/word/2015/wordml/symex" xmlns:wpg="http://schemas.microsoft.com/office/word/2010/wordprocessingGroup" xmlns:wpi="http://schemas.microsoft.com/office/word/2010/wordprocessingInk" xmlns:wne="http://schemas.microsoft.com/office/word/2006/wordml" xmlns:wps="http://schemas.microsoft.com/office/word/2010/wordprocessingShape" mc:Ignorable="w14 w15 w16se w16cid w16 w16cex w16sdtdh wp14">
+<w:document xmlns:wpc="http://schemas.microsoft.com/office/word/2010/wordprocessingCanvas" xmlns:cx="http://schemas.microsoft.com/office/drawing/2014/chartex" xmlns:cx1="http://schemas.microsoft.com/office/drawing/2015/9/8/chartex" xmlns:cx2="http://schemas.microsoft.com/office/drawing/2015/10/21/chartex" xmlns:cx3="http://schemas.microsoft.com/office/drawing/2016/5/9/chartex" xmlns:cx4="http://schemas.microsoft.com/office/drawing/2016/5/10/chartex" xmlns:cx5="http://schemas.microsoft.com/office/drawing/2016/5/11/chartex" xmlns:cx6="http://schemas.microsoft.com/office/drawing/2016/5/12/chartex" xmlns:cx7="http://schemas.microsoft.com/office/drawing/2016/5/13/chartex" xmlns:cx8="http://schemas.microsoft.com/office/drawing/2016/5/14/chartex" xmlns:mc="http://schemas.openxmlformats.org/markup-compatibility/2006" xmlns:aink="http://schemas.microsoft.com/office/drawing/2016/ink" xmlns:am3d="http://schemas.microsoft.com/office/drawing/2017/model3d" xmlns:o="urn:schemas-microsoft-com:office:office" xmlns:oel="http://schemas.microsoft.com/office/2019/extlst" xmlns:r="http://schemas.openxmlformats.org/officeDocument/2006/relationships" xmlns:m="http://schemas.openxmlformats.org/officeDocument/2006/math" xmlns:v="urn:schemas-microsoft-com:vml" xmlns:wp14="http://schemas.microsoft.com/office/word/2010/wordprocessingDrawing" xmlns:wp="http://schemas.openxmlformats.org/drawingml/2006/wordprocessingDrawing" xmlns:w10="urn:schemas-microsoft-com:office:word" xmlns:w="http://schemas.openxmlformats.org/wordprocessingml/2006/main" xmlns:w14="http://schemas.microsoft.com/office/word/2010/wordml" xmlns:w15="http://schemas.microsoft.com/office/word/2012/wordml" xmlns:w16cex="http://schemas.microsoft.com/office/word/2018/wordml/cex" xmlns:w16cid="http://schemas.microsoft.com/office/word/2016/wordml/cid" xmlns:w16="http://schemas.microsoft.com/office/word/2018/wordml" xmlns:w16du="http://schemas.microsoft.com/office/word/2023/wordml/word16du" xmlns:w16sdtdh="http://schemas.microsoft.com/office/word/2020/wordml/sdtdatahash" xmlns:w16sdtfl="http://schemas.microsoft.com/office/word/2024/wordml/sdtformatlock" xmlns:w16se="http://schemas.microsoft.com/office/word/2015/wordml/symex" xmlns:wpg="http://schemas.microsoft.com/office/word/2010/wordprocessingGroup" xmlns:wpi="http://schemas.microsoft.com/office/word/2010/wordprocessingInk" xmlns:wne="http://schemas.microsoft.com/office/word/2006/wordml" xmlns:wps="http://schemas.microsoft.com/office/word/2010/wordprocessingShape" mc:Ignorable="w14 w15 w16se w16cid w16 w16cex w16sdtdh w16sdtfl w16du wp14">
   <w:body>
     <w:tbl>
       <w:tblPr>
@@ -371,18 +371,10 @@
         <w:t>Centro Atención Sector Agropecuario</w:t>
       </w:r>
       <w:r>
-        <w:t xml:space="preserve">, de conformidad con lo establecido en el artículo 2.2.1.1.2.4.3 del Decreto 1082 de 2015 y los lineamientos impartidos por Colombia Compra Eficiente, procede a </w:t>
-      </w:r>
-      <w:proofErr w:type="gramStart"/>
-      <w:r>
-        <w:t>r</w:t>
+        <w:t>, de conformidad con lo establecido en el artículo 2.2.1.1.2.4.3 del Decreto 1082 de 2015 y los lineamientos impartidos por Colombia Compra Eficiente, procede a r</w:t>
       </w:r>
       <w:r>
-        <w:t>ealizar  el</w:t>
-      </w:r>
-      <w:proofErr w:type="gramEnd"/>
-      <w:r>
-        <w:t xml:space="preserve"> cierre del expediente</w:t>
+        <w:t>ealizar  el cierre del expediente</w:t>
       </w:r>
       <w:r>
         <w:t>, tal como a continuación se evidencia:</w:t>
@@ -431,27 +423,11 @@
                 <w:bCs/>
               </w:rPr>
             </w:pPr>
-            <w:proofErr w:type="gramStart"/>
-            <w:r>
-              <w:rPr>
-                <w:bCs/>
-              </w:rPr>
-              <w:t xml:space="preserve">{{  </w:t>
-            </w:r>
-            <w:proofErr w:type="spellStart"/>
-            <w:proofErr w:type="gramEnd"/>
-            <w:r>
-              <w:rPr>
-                <w:bCs/>
-              </w:rPr>
-              <w:t>numero_contrato</w:t>
-            </w:r>
-            <w:proofErr w:type="spellEnd"/>
-            <w:r>
-              <w:rPr>
-                <w:bCs/>
-              </w:rPr>
-              <w:t xml:space="preserve">  }}</w:t>
+            <w:r>
+              <w:rPr>
+                <w:bCs/>
+              </w:rPr>
+              <w:t>{{  numero_contrato  }}</w:t>
             </w:r>
             <w:r>
               <w:rPr>
@@ -469,7 +445,13 @@
               <w:rPr>
                 <w:bCs/>
               </w:rPr>
-              <w:t>2025</w:t>
+              <w:t>202</w:t>
+            </w:r>
+            <w:r>
+              <w:rPr>
+                <w:bCs/>
+              </w:rPr>
+              <w:t>6</w:t>
             </w:r>
           </w:p>
         </w:tc>
@@ -506,27 +488,11 @@
                 <w:bCs/>
               </w:rPr>
             </w:pPr>
-            <w:proofErr w:type="gramStart"/>
-            <w:r>
-              <w:rPr>
-                <w:bCs/>
-              </w:rPr>
-              <w:t xml:space="preserve">{{  </w:t>
-            </w:r>
-            <w:proofErr w:type="spellStart"/>
-            <w:proofErr w:type="gramEnd"/>
-            <w:r>
-              <w:rPr>
-                <w:bCs/>
-              </w:rPr>
-              <w:t>fecha_inicio</w:t>
-            </w:r>
-            <w:proofErr w:type="spellEnd"/>
-            <w:r>
-              <w:rPr>
-                <w:bCs/>
-              </w:rPr>
-              <w:t xml:space="preserve">  }}</w:t>
+            <w:r>
+              <w:rPr>
+                <w:bCs/>
+              </w:rPr>
+              <w:t>{{  fecha_inicio  }}</w:t>
             </w:r>
           </w:p>
         </w:tc>
@@ -563,27 +529,11 @@
                 <w:bCs/>
               </w:rPr>
             </w:pPr>
-            <w:proofErr w:type="gramStart"/>
-            <w:r>
-              <w:rPr>
-                <w:bCs/>
-              </w:rPr>
-              <w:t xml:space="preserve">{{  </w:t>
-            </w:r>
-            <w:proofErr w:type="spellStart"/>
-            <w:proofErr w:type="gramEnd"/>
-            <w:r>
-              <w:rPr>
-                <w:bCs/>
-              </w:rPr>
-              <w:t>fecha_inicio</w:t>
-            </w:r>
-            <w:proofErr w:type="spellEnd"/>
-            <w:r>
-              <w:rPr>
-                <w:bCs/>
-              </w:rPr>
-              <w:t xml:space="preserve">  }}</w:t>
+            <w:r>
+              <w:rPr>
+                <w:bCs/>
+              </w:rPr>
+              <w:t>{{  fecha_inicio  }}</w:t>
             </w:r>
           </w:p>
         </w:tc>
@@ -620,27 +570,11 @@
                 <w:bCs/>
               </w:rPr>
             </w:pPr>
-            <w:proofErr w:type="gramStart"/>
-            <w:r>
-              <w:rPr>
-                <w:bCs/>
-              </w:rPr>
-              <w:t xml:space="preserve">{{  </w:t>
-            </w:r>
-            <w:proofErr w:type="spellStart"/>
-            <w:proofErr w:type="gramEnd"/>
-            <w:r>
-              <w:rPr>
-                <w:bCs/>
-              </w:rPr>
-              <w:t>fecha_fin</w:t>
-            </w:r>
-            <w:proofErr w:type="spellEnd"/>
-            <w:r>
-              <w:rPr>
-                <w:bCs/>
-              </w:rPr>
-              <w:t xml:space="preserve">  }}</w:t>
+            <w:r>
+              <w:rPr>
+                <w:bCs/>
+              </w:rPr>
+              <w:t>{{  fecha_fin  }}</w:t>
             </w:r>
           </w:p>
         </w:tc>
@@ -1393,7 +1327,7 @@
 </file>
 
 <file path=word/endnotes.xml><?xml version="1.0" encoding="utf-8"?>
-<w:endnotes xmlns:wpc="http://schemas.microsoft.com/office/word/2010/wordprocessingCanvas" xmlns:cx="http://schemas.microsoft.com/office/drawing/2014/chartex" xmlns:cx1="http://schemas.microsoft.com/office/drawing/2015/9/8/chartex" xmlns:cx2="http://schemas.microsoft.com/office/drawing/2015/10/21/chartex" xmlns:cx3="http://schemas.microsoft.com/office/drawing/2016/5/9/chartex" xmlns:cx4="http://schemas.microsoft.com/office/drawing/2016/5/10/chartex" xmlns:cx5="http://schemas.microsoft.com/office/drawing/2016/5/11/chartex" xmlns:cx6="http://schemas.microsoft.com/office/drawing/2016/5/12/chartex" xmlns:cx7="http://schemas.microsoft.com/office/drawing/2016/5/13/chartex" xmlns:cx8="http://schemas.microsoft.com/office/drawing/2016/5/14/chartex" xmlns:mc="http://schemas.openxmlformats.org/markup-compatibility/2006" xmlns:aink="http://schemas.microsoft.com/office/drawing/2016/ink" xmlns:am3d="http://schemas.microsoft.com/office/drawing/2017/model3d" xmlns:o="urn:schemas-microsoft-com:office:office" xmlns:r="http://schemas.openxmlformats.org/officeDocument/2006/relationships" xmlns:m="http://schemas.openxmlformats.org/officeDocument/2006/math" xmlns:v="urn:schemas-microsoft-com:vml" xmlns:wp14="http://schemas.microsoft.com/office/word/2010/wordprocessingDrawing" xmlns:wp="http://schemas.openxmlformats.org/drawingml/2006/wordprocessingDrawing" xmlns:w10="urn:schemas-microsoft-com:office:word" xmlns:w="http://schemas.openxmlformats.org/wordprocessingml/2006/main" xmlns:w14="http://schemas.microsoft.com/office/word/2010/wordml" xmlns:w15="http://schemas.microsoft.com/office/word/2012/wordml" xmlns:w16cex="http://schemas.microsoft.com/office/word/2018/wordml/cex" xmlns:w16cid="http://schemas.microsoft.com/office/word/2016/wordml/cid" xmlns:w16="http://schemas.microsoft.com/office/word/2018/wordml" xmlns:w16sdtdh="http://schemas.microsoft.com/office/word/2020/wordml/sdtdatahash" xmlns:w16se="http://schemas.microsoft.com/office/word/2015/wordml/symex" xmlns:wpg="http://schemas.microsoft.com/office/word/2010/wordprocessingGroup" xmlns:wpi="http://schemas.microsoft.com/office/word/2010/wordprocessingInk" xmlns:wne="http://schemas.microsoft.com/office/word/2006/wordml" xmlns:wps="http://schemas.microsoft.com/office/word/2010/wordprocessingShape" mc:Ignorable="w14 w15 w16se w16cid w16 w16cex w16sdtdh wp14">
+<w:endnotes xmlns:wpc="http://schemas.microsoft.com/office/word/2010/wordprocessingCanvas" xmlns:cx="http://schemas.microsoft.com/office/drawing/2014/chartex" xmlns:cx1="http://schemas.microsoft.com/office/drawing/2015/9/8/chartex" xmlns:cx2="http://schemas.microsoft.com/office/drawing/2015/10/21/chartex" xmlns:cx3="http://schemas.microsoft.com/office/drawing/2016/5/9/chartex" xmlns:cx4="http://schemas.microsoft.com/office/drawing/2016/5/10/chartex" xmlns:cx5="http://schemas.microsoft.com/office/drawing/2016/5/11/chartex" xmlns:cx6="http://schemas.microsoft.com/office/drawing/2016/5/12/chartex" xmlns:cx7="http://schemas.microsoft.com/office/drawing/2016/5/13/chartex" xmlns:cx8="http://schemas.microsoft.com/office/drawing/2016/5/14/chartex" xmlns:mc="http://schemas.openxmlformats.org/markup-compatibility/2006" xmlns:aink="http://schemas.microsoft.com/office/drawing/2016/ink" xmlns:am3d="http://schemas.microsoft.com/office/drawing/2017/model3d" xmlns:o="urn:schemas-microsoft-com:office:office" xmlns:oel="http://schemas.microsoft.com/office/2019/extlst" xmlns:r="http://schemas.openxmlformats.org/officeDocument/2006/relationships" xmlns:m="http://schemas.openxmlformats.org/officeDocument/2006/math" xmlns:v="urn:schemas-microsoft-com:vml" xmlns:wp14="http://schemas.microsoft.com/office/word/2010/wordprocessingDrawing" xmlns:wp="http://schemas.openxmlformats.org/drawingml/2006/wordprocessingDrawing" xmlns:w10="urn:schemas-microsoft-com:office:word" xmlns:w="http://schemas.openxmlformats.org/wordprocessingml/2006/main" xmlns:w14="http://schemas.microsoft.com/office/word/2010/wordml" xmlns:w15="http://schemas.microsoft.com/office/word/2012/wordml" xmlns:w16cex="http://schemas.microsoft.com/office/word/2018/wordml/cex" xmlns:w16cid="http://schemas.microsoft.com/office/word/2016/wordml/cid" xmlns:w16="http://schemas.microsoft.com/office/word/2018/wordml" xmlns:w16du="http://schemas.microsoft.com/office/word/2023/wordml/word16du" xmlns:w16sdtdh="http://schemas.microsoft.com/office/word/2020/wordml/sdtdatahash" xmlns:w16sdtfl="http://schemas.microsoft.com/office/word/2024/wordml/sdtformatlock" xmlns:w16se="http://schemas.microsoft.com/office/word/2015/wordml/symex" xmlns:wpg="http://schemas.microsoft.com/office/word/2010/wordprocessingGroup" xmlns:wpi="http://schemas.microsoft.com/office/word/2010/wordprocessingInk" xmlns:wne="http://schemas.microsoft.com/office/word/2006/wordml" xmlns:wps="http://schemas.microsoft.com/office/word/2010/wordprocessingShape" mc:Ignorable="w14 w15 w16se w16cid w16 w16cex w16sdtdh w16sdtfl w16du wp14">
   <w:endnote w:type="separator" w:id="-1">
     <w:p>
       <w:pPr>
@@ -1418,7 +1352,7 @@
 </file>
 
 <file path=word/footer1.xml><?xml version="1.0" encoding="utf-8"?>
-<w:ftr xmlns:wpc="http://schemas.microsoft.com/office/word/2010/wordprocessingCanvas" xmlns:cx="http://schemas.microsoft.com/office/drawing/2014/chartex" xmlns:cx1="http://schemas.microsoft.com/office/drawing/2015/9/8/chartex" xmlns:cx2="http://schemas.microsoft.com/office/drawing/2015/10/21/chartex" xmlns:cx3="http://schemas.microsoft.com/office/drawing/2016/5/9/chartex" xmlns:cx4="http://schemas.microsoft.com/office/drawing/2016/5/10/chartex" xmlns:cx5="http://schemas.microsoft.com/office/drawing/2016/5/11/chartex" xmlns:cx6="http://schemas.microsoft.com/office/drawing/2016/5/12/chartex" xmlns:cx7="http://schemas.microsoft.com/office/drawing/2016/5/13/chartex" xmlns:cx8="http://schemas.microsoft.com/office/drawing/2016/5/14/chartex" xmlns:mc="http://schemas.openxmlformats.org/markup-compatibility/2006" xmlns:aink="http://schemas.microsoft.com/office/drawing/2016/ink" xmlns:am3d="http://schemas.microsoft.com/office/drawing/2017/model3d" xmlns:o="urn:schemas-microsoft-com:office:office" xmlns:r="http://schemas.openxmlformats.org/officeDocument/2006/relationships" xmlns:m="http://schemas.openxmlformats.org/officeDocument/2006/math" xmlns:v="urn:schemas-microsoft-com:vml" xmlns:wp14="http://schemas.microsoft.com/office/word/2010/wordprocessingDrawing" xmlns:wp="http://schemas.openxmlformats.org/drawingml/2006/wordprocessingDrawing" xmlns:w10="urn:schemas-microsoft-com:office:word" xmlns:w="http://schemas.openxmlformats.org/wordprocessingml/2006/main" xmlns:w14="http://schemas.microsoft.com/office/word/2010/wordml" xmlns:w15="http://schemas.microsoft.com/office/word/2012/wordml" xmlns:w16cex="http://schemas.microsoft.com/office/word/2018/wordml/cex" xmlns:w16cid="http://schemas.microsoft.com/office/word/2016/wordml/cid" xmlns:w16="http://schemas.microsoft.com/office/word/2018/wordml" xmlns:w16sdtdh="http://schemas.microsoft.com/office/word/2020/wordml/sdtdatahash" xmlns:w16se="http://schemas.microsoft.com/office/word/2015/wordml/symex" xmlns:wpg="http://schemas.microsoft.com/office/word/2010/wordprocessingGroup" xmlns:wpi="http://schemas.microsoft.com/office/word/2010/wordprocessingInk" xmlns:wne="http://schemas.microsoft.com/office/word/2006/wordml" xmlns:wps="http://schemas.microsoft.com/office/word/2010/wordprocessingShape" mc:Ignorable="w14 w15 w16se w16cid w16 w16cex w16sdtdh wp14">
+<w:ftr xmlns:wpc="http://schemas.microsoft.com/office/word/2010/wordprocessingCanvas" xmlns:cx="http://schemas.microsoft.com/office/drawing/2014/chartex" xmlns:cx1="http://schemas.microsoft.com/office/drawing/2015/9/8/chartex" xmlns:cx2="http://schemas.microsoft.com/office/drawing/2015/10/21/chartex" xmlns:cx3="http://schemas.microsoft.com/office/drawing/2016/5/9/chartex" xmlns:cx4="http://schemas.microsoft.com/office/drawing/2016/5/10/chartex" xmlns:cx5="http://schemas.microsoft.com/office/drawing/2016/5/11/chartex" xmlns:cx6="http://schemas.microsoft.com/office/drawing/2016/5/12/chartex" xmlns:cx7="http://schemas.microsoft.com/office/drawing/2016/5/13/chartex" xmlns:cx8="http://schemas.microsoft.com/office/drawing/2016/5/14/chartex" xmlns:mc="http://schemas.openxmlformats.org/markup-compatibility/2006" xmlns:aink="http://schemas.microsoft.com/office/drawing/2016/ink" xmlns:am3d="http://schemas.microsoft.com/office/drawing/2017/model3d" xmlns:o="urn:schemas-microsoft-com:office:office" xmlns:oel="http://schemas.microsoft.com/office/2019/extlst" xmlns:r="http://schemas.openxmlformats.org/officeDocument/2006/relationships" xmlns:m="http://schemas.openxmlformats.org/officeDocument/2006/math" xmlns:v="urn:schemas-microsoft-com:vml" xmlns:wp14="http://schemas.microsoft.com/office/word/2010/wordprocessingDrawing" xmlns:wp="http://schemas.openxmlformats.org/drawingml/2006/wordprocessingDrawing" xmlns:w10="urn:schemas-microsoft-com:office:word" xmlns:w="http://schemas.openxmlformats.org/wordprocessingml/2006/main" xmlns:w14="http://schemas.microsoft.com/office/word/2010/wordml" xmlns:w15="http://schemas.microsoft.com/office/word/2012/wordml" xmlns:w16cex="http://schemas.microsoft.com/office/word/2018/wordml/cex" xmlns:w16cid="http://schemas.microsoft.com/office/word/2016/wordml/cid" xmlns:w16="http://schemas.microsoft.com/office/word/2018/wordml" xmlns:w16du="http://schemas.microsoft.com/office/word/2023/wordml/word16du" xmlns:w16sdtdh="http://schemas.microsoft.com/office/word/2020/wordml/sdtdatahash" xmlns:w16sdtfl="http://schemas.microsoft.com/office/word/2024/wordml/sdtformatlock" xmlns:w16se="http://schemas.microsoft.com/office/word/2015/wordml/symex" xmlns:wpg="http://schemas.microsoft.com/office/word/2010/wordprocessingGroup" xmlns:wpi="http://schemas.microsoft.com/office/word/2010/wordprocessingInk" xmlns:wne="http://schemas.microsoft.com/office/word/2006/wordml" xmlns:wps="http://schemas.microsoft.com/office/word/2010/wordprocessingShape" mc:Ignorable="w14 w15 w16se w16cid w16 w16cex w16sdtdh w16sdtfl w16du wp14">
   <w:p>
     <w:pPr>
       <w:pStyle w:val="Piedepgina"/>
@@ -1428,7 +1362,7 @@
 </file>
 
 <file path=word/footer2.xml><?xml version="1.0" encoding="utf-8"?>
-<w:ftr xmlns:wpc="http://schemas.microsoft.com/office/word/2010/wordprocessingCanvas" xmlns:cx="http://schemas.microsoft.com/office/drawing/2014/chartex" xmlns:cx1="http://schemas.microsoft.com/office/drawing/2015/9/8/chartex" xmlns:cx2="http://schemas.microsoft.com/office/drawing/2015/10/21/chartex" xmlns:cx3="http://schemas.microsoft.com/office/drawing/2016/5/9/chartex" xmlns:cx4="http://schemas.microsoft.com/office/drawing/2016/5/10/chartex" xmlns:cx5="http://schemas.microsoft.com/office/drawing/2016/5/11/chartex" xmlns:cx6="http://schemas.microsoft.com/office/drawing/2016/5/12/chartex" xmlns:cx7="http://schemas.microsoft.com/office/drawing/2016/5/13/chartex" xmlns:cx8="http://schemas.microsoft.com/office/drawing/2016/5/14/chartex" xmlns:mc="http://schemas.openxmlformats.org/markup-compatibility/2006" xmlns:aink="http://schemas.microsoft.com/office/drawing/2016/ink" xmlns:am3d="http://schemas.microsoft.com/office/drawing/2017/model3d" xmlns:o="urn:schemas-microsoft-com:office:office" xmlns:r="http://schemas.openxmlformats.org/officeDocument/2006/relationships" xmlns:m="http://schemas.openxmlformats.org/officeDocument/2006/math" xmlns:v="urn:schemas-microsoft-com:vml" xmlns:wp14="http://schemas.microsoft.com/office/word/2010/wordprocessingDrawing" xmlns:wp="http://schemas.openxmlformats.org/drawingml/2006/wordprocessingDrawing" xmlns:w10="urn:schemas-microsoft-com:office:word" xmlns:w="http://schemas.openxmlformats.org/wordprocessingml/2006/main" xmlns:w14="http://schemas.microsoft.com/office/word/2010/wordml" xmlns:w15="http://schemas.microsoft.com/office/word/2012/wordml" xmlns:w16cex="http://schemas.microsoft.com/office/word/2018/wordml/cex" xmlns:w16cid="http://schemas.microsoft.com/office/word/2016/wordml/cid" xmlns:w16="http://schemas.microsoft.com/office/word/2018/wordml" xmlns:w16sdtdh="http://schemas.microsoft.com/office/word/2020/wordml/sdtdatahash" xmlns:w16se="http://schemas.microsoft.com/office/word/2015/wordml/symex" xmlns:wpg="http://schemas.microsoft.com/office/word/2010/wordprocessingGroup" xmlns:wpi="http://schemas.microsoft.com/office/word/2010/wordprocessingInk" xmlns:wne="http://schemas.microsoft.com/office/word/2006/wordml" xmlns:wps="http://schemas.microsoft.com/office/word/2010/wordprocessingShape" mc:Ignorable="w14 w15 w16se w16cid w16 w16cex w16sdtdh wp14">
+<w:ftr xmlns:wpc="http://schemas.microsoft.com/office/word/2010/wordprocessingCanvas" xmlns:cx="http://schemas.microsoft.com/office/drawing/2014/chartex" xmlns:cx1="http://schemas.microsoft.com/office/drawing/2015/9/8/chartex" xmlns:cx2="http://schemas.microsoft.com/office/drawing/2015/10/21/chartex" xmlns:cx3="http://schemas.microsoft.com/office/drawing/2016/5/9/chartex" xmlns:cx4="http://schemas.microsoft.com/office/drawing/2016/5/10/chartex" xmlns:cx5="http://schemas.microsoft.com/office/drawing/2016/5/11/chartex" xmlns:cx6="http://schemas.microsoft.com/office/drawing/2016/5/12/chartex" xmlns:cx7="http://schemas.microsoft.com/office/drawing/2016/5/13/chartex" xmlns:cx8="http://schemas.microsoft.com/office/drawing/2016/5/14/chartex" xmlns:mc="http://schemas.openxmlformats.org/markup-compatibility/2006" xmlns:aink="http://schemas.microsoft.com/office/drawing/2016/ink" xmlns:am3d="http://schemas.microsoft.com/office/drawing/2017/model3d" xmlns:o="urn:schemas-microsoft-com:office:office" xmlns:oel="http://schemas.microsoft.com/office/2019/extlst" xmlns:r="http://schemas.openxmlformats.org/officeDocument/2006/relationships" xmlns:m="http://schemas.openxmlformats.org/officeDocument/2006/math" xmlns:v="urn:schemas-microsoft-com:vml" xmlns:wp14="http://schemas.microsoft.com/office/word/2010/wordprocessingDrawing" xmlns:wp="http://schemas.openxmlformats.org/drawingml/2006/wordprocessingDrawing" xmlns:w10="urn:schemas-microsoft-com:office:word" xmlns:w="http://schemas.openxmlformats.org/wordprocessingml/2006/main" xmlns:w14="http://schemas.microsoft.com/office/word/2010/wordml" xmlns:w15="http://schemas.microsoft.com/office/word/2012/wordml" xmlns:w16cex="http://schemas.microsoft.com/office/word/2018/wordml/cex" xmlns:w16cid="http://schemas.microsoft.com/office/word/2016/wordml/cid" xmlns:w16="http://schemas.microsoft.com/office/word/2018/wordml" xmlns:w16du="http://schemas.microsoft.com/office/word/2023/wordml/word16du" xmlns:w16sdtdh="http://schemas.microsoft.com/office/word/2020/wordml/sdtdatahash" xmlns:w16sdtfl="http://schemas.microsoft.com/office/word/2024/wordml/sdtformatlock" xmlns:w16se="http://schemas.microsoft.com/office/word/2015/wordml/symex" xmlns:wpg="http://schemas.microsoft.com/office/word/2010/wordprocessingGroup" xmlns:wpi="http://schemas.microsoft.com/office/word/2010/wordprocessingInk" xmlns:wne="http://schemas.microsoft.com/office/word/2006/wordml" xmlns:wps="http://schemas.microsoft.com/office/word/2010/wordprocessingShape" mc:Ignorable="w14 w15 w16se w16cid w16 w16cex w16sdtdh w16sdtfl w16du wp14">
   <w:p>
     <w:pPr>
       <w:pBdr>
@@ -1522,7 +1456,7 @@
 </file>
 
 <file path=word/footer3.xml><?xml version="1.0" encoding="utf-8"?>
-<w:ftr xmlns:wpc="http://schemas.microsoft.com/office/word/2010/wordprocessingCanvas" xmlns:cx="http://schemas.microsoft.com/office/drawing/2014/chartex" xmlns:cx1="http://schemas.microsoft.com/office/drawing/2015/9/8/chartex" xmlns:cx2="http://schemas.microsoft.com/office/drawing/2015/10/21/chartex" xmlns:cx3="http://schemas.microsoft.com/office/drawing/2016/5/9/chartex" xmlns:cx4="http://schemas.microsoft.com/office/drawing/2016/5/10/chartex" xmlns:cx5="http://schemas.microsoft.com/office/drawing/2016/5/11/chartex" xmlns:cx6="http://schemas.microsoft.com/office/drawing/2016/5/12/chartex" xmlns:cx7="http://schemas.microsoft.com/office/drawing/2016/5/13/chartex" xmlns:cx8="http://schemas.microsoft.com/office/drawing/2016/5/14/chartex" xmlns:mc="http://schemas.openxmlformats.org/markup-compatibility/2006" xmlns:aink="http://schemas.microsoft.com/office/drawing/2016/ink" xmlns:am3d="http://schemas.microsoft.com/office/drawing/2017/model3d" xmlns:o="urn:schemas-microsoft-com:office:office" xmlns:r="http://schemas.openxmlformats.org/officeDocument/2006/relationships" xmlns:m="http://schemas.openxmlformats.org/officeDocument/2006/math" xmlns:v="urn:schemas-microsoft-com:vml" xmlns:wp14="http://schemas.microsoft.com/office/word/2010/wordprocessingDrawing" xmlns:wp="http://schemas.openxmlformats.org/drawingml/2006/wordprocessingDrawing" xmlns:w10="urn:schemas-microsoft-com:office:word" xmlns:w="http://schemas.openxmlformats.org/wordprocessingml/2006/main" xmlns:w14="http://schemas.microsoft.com/office/word/2010/wordml" xmlns:w15="http://schemas.microsoft.com/office/word/2012/wordml" xmlns:w16cex="http://schemas.microsoft.com/office/word/2018/wordml/cex" xmlns:w16cid="http://schemas.microsoft.com/office/word/2016/wordml/cid" xmlns:w16="http://schemas.microsoft.com/office/word/2018/wordml" xmlns:w16sdtdh="http://schemas.microsoft.com/office/word/2020/wordml/sdtdatahash" xmlns:w16se="http://schemas.microsoft.com/office/word/2015/wordml/symex" xmlns:wpg="http://schemas.microsoft.com/office/word/2010/wordprocessingGroup" xmlns:wpi="http://schemas.microsoft.com/office/word/2010/wordprocessingInk" xmlns:wne="http://schemas.microsoft.com/office/word/2006/wordml" xmlns:wps="http://schemas.microsoft.com/office/word/2010/wordprocessingShape" mc:Ignorable="w14 w15 w16se w16cid w16 w16cex w16sdtdh wp14">
+<w:ftr xmlns:wpc="http://schemas.microsoft.com/office/word/2010/wordprocessingCanvas" xmlns:cx="http://schemas.microsoft.com/office/drawing/2014/chartex" xmlns:cx1="http://schemas.microsoft.com/office/drawing/2015/9/8/chartex" xmlns:cx2="http://schemas.microsoft.com/office/drawing/2015/10/21/chartex" xmlns:cx3="http://schemas.microsoft.com/office/drawing/2016/5/9/chartex" xmlns:cx4="http://schemas.microsoft.com/office/drawing/2016/5/10/chartex" xmlns:cx5="http://schemas.microsoft.com/office/drawing/2016/5/11/chartex" xmlns:cx6="http://schemas.microsoft.com/office/drawing/2016/5/12/chartex" xmlns:cx7="http://schemas.microsoft.com/office/drawing/2016/5/13/chartex" xmlns:cx8="http://schemas.microsoft.com/office/drawing/2016/5/14/chartex" xmlns:mc="http://schemas.openxmlformats.org/markup-compatibility/2006" xmlns:aink="http://schemas.microsoft.com/office/drawing/2016/ink" xmlns:am3d="http://schemas.microsoft.com/office/drawing/2017/model3d" xmlns:o="urn:schemas-microsoft-com:office:office" xmlns:oel="http://schemas.microsoft.com/office/2019/extlst" xmlns:r="http://schemas.openxmlformats.org/officeDocument/2006/relationships" xmlns:m="http://schemas.openxmlformats.org/officeDocument/2006/math" xmlns:v="urn:schemas-microsoft-com:vml" xmlns:wp14="http://schemas.microsoft.com/office/word/2010/wordprocessingDrawing" xmlns:wp="http://schemas.openxmlformats.org/drawingml/2006/wordprocessingDrawing" xmlns:w10="urn:schemas-microsoft-com:office:word" xmlns:w="http://schemas.openxmlformats.org/wordprocessingml/2006/main" xmlns:w14="http://schemas.microsoft.com/office/word/2010/wordml" xmlns:w15="http://schemas.microsoft.com/office/word/2012/wordml" xmlns:w16cex="http://schemas.microsoft.com/office/word/2018/wordml/cex" xmlns:w16cid="http://schemas.microsoft.com/office/word/2016/wordml/cid" xmlns:w16="http://schemas.microsoft.com/office/word/2018/wordml" xmlns:w16du="http://schemas.microsoft.com/office/word/2023/wordml/word16du" xmlns:w16sdtdh="http://schemas.microsoft.com/office/word/2020/wordml/sdtdatahash" xmlns:w16sdtfl="http://schemas.microsoft.com/office/word/2024/wordml/sdtformatlock" xmlns:w16se="http://schemas.microsoft.com/office/word/2015/wordml/symex" xmlns:wpg="http://schemas.microsoft.com/office/word/2010/wordprocessingGroup" xmlns:wpi="http://schemas.microsoft.com/office/word/2010/wordprocessingInk" xmlns:wne="http://schemas.microsoft.com/office/word/2006/wordml" xmlns:wps="http://schemas.microsoft.com/office/word/2010/wordprocessingShape" mc:Ignorable="w14 w15 w16se w16cid w16 w16cex w16sdtdh w16sdtfl w16du wp14">
   <w:p>
     <w:pPr>
       <w:pBdr>
@@ -1631,7 +1565,7 @@
 </file>
 
 <file path=word/footnotes.xml><?xml version="1.0" encoding="utf-8"?>
-<w:footnotes xmlns:wpc="http://schemas.microsoft.com/office/word/2010/wordprocessingCanvas" xmlns:cx="http://schemas.microsoft.com/office/drawing/2014/chartex" xmlns:cx1="http://schemas.microsoft.com/office/drawing/2015/9/8/chartex" xmlns:cx2="http://schemas.microsoft.com/office/drawing/2015/10/21/chartex" xmlns:cx3="http://schemas.microsoft.com/office/drawing/2016/5/9/chartex" xmlns:cx4="http://schemas.microsoft.com/office/drawing/2016/5/10/chartex" xmlns:cx5="http://schemas.microsoft.com/office/drawing/2016/5/11/chartex" xmlns:cx6="http://schemas.microsoft.com/office/drawing/2016/5/12/chartex" xmlns:cx7="http://schemas.microsoft.com/office/drawing/2016/5/13/chartex" xmlns:cx8="http://schemas.microsoft.com/office/drawing/2016/5/14/chartex" xmlns:mc="http://schemas.openxmlformats.org/markup-compatibility/2006" xmlns:aink="http://schemas.microsoft.com/office/drawing/2016/ink" xmlns:am3d="http://schemas.microsoft.com/office/drawing/2017/model3d" xmlns:o="urn:schemas-microsoft-com:office:office" xmlns:r="http://schemas.openxmlformats.org/officeDocument/2006/relationships" xmlns:m="http://schemas.openxmlformats.org/officeDocument/2006/math" xmlns:v="urn:schemas-microsoft-com:vml" xmlns:wp14="http://schemas.microsoft.com/office/word/2010/wordprocessingDrawing" xmlns:wp="http://schemas.openxmlformats.org/drawingml/2006/wordprocessingDrawing" xmlns:w10="urn:schemas-microsoft-com:office:word" xmlns:w="http://schemas.openxmlformats.org/wordprocessingml/2006/main" xmlns:w14="http://schemas.microsoft.com/office/word/2010/wordml" xmlns:w15="http://schemas.microsoft.com/office/word/2012/wordml" xmlns:w16cex="http://schemas.microsoft.com/office/word/2018/wordml/cex" xmlns:w16cid="http://schemas.microsoft.com/office/word/2016/wordml/cid" xmlns:w16="http://schemas.microsoft.com/office/word/2018/wordml" xmlns:w16sdtdh="http://schemas.microsoft.com/office/word/2020/wordml/sdtdatahash" xmlns:w16se="http://schemas.microsoft.com/office/word/2015/wordml/symex" xmlns:wpg="http://schemas.microsoft.com/office/word/2010/wordprocessingGroup" xmlns:wpi="http://schemas.microsoft.com/office/word/2010/wordprocessingInk" xmlns:wne="http://schemas.microsoft.com/office/word/2006/wordml" xmlns:wps="http://schemas.microsoft.com/office/word/2010/wordprocessingShape" mc:Ignorable="w14 w15 w16se w16cid w16 w16cex w16sdtdh wp14">
+<w:footnotes xmlns:wpc="http://schemas.microsoft.com/office/word/2010/wordprocessingCanvas" xmlns:cx="http://schemas.microsoft.com/office/drawing/2014/chartex" xmlns:cx1="http://schemas.microsoft.com/office/drawing/2015/9/8/chartex" xmlns:cx2="http://schemas.microsoft.com/office/drawing/2015/10/21/chartex" xmlns:cx3="http://schemas.microsoft.com/office/drawing/2016/5/9/chartex" xmlns:cx4="http://schemas.microsoft.com/office/drawing/2016/5/10/chartex" xmlns:cx5="http://schemas.microsoft.com/office/drawing/2016/5/11/chartex" xmlns:cx6="http://schemas.microsoft.com/office/drawing/2016/5/12/chartex" xmlns:cx7="http://schemas.microsoft.com/office/drawing/2016/5/13/chartex" xmlns:cx8="http://schemas.microsoft.com/office/drawing/2016/5/14/chartex" xmlns:mc="http://schemas.openxmlformats.org/markup-compatibility/2006" xmlns:aink="http://schemas.microsoft.com/office/drawing/2016/ink" xmlns:am3d="http://schemas.microsoft.com/office/drawing/2017/model3d" xmlns:o="urn:schemas-microsoft-com:office:office" xmlns:oel="http://schemas.microsoft.com/office/2019/extlst" xmlns:r="http://schemas.openxmlformats.org/officeDocument/2006/relationships" xmlns:m="http://schemas.openxmlformats.org/officeDocument/2006/math" xmlns:v="urn:schemas-microsoft-com:vml" xmlns:wp14="http://schemas.microsoft.com/office/word/2010/wordprocessingDrawing" xmlns:wp="http://schemas.openxmlformats.org/drawingml/2006/wordprocessingDrawing" xmlns:w10="urn:schemas-microsoft-com:office:word" xmlns:w="http://schemas.openxmlformats.org/wordprocessingml/2006/main" xmlns:w14="http://schemas.microsoft.com/office/word/2010/wordml" xmlns:w15="http://schemas.microsoft.com/office/word/2012/wordml" xmlns:w16cex="http://schemas.microsoft.com/office/word/2018/wordml/cex" xmlns:w16cid="http://schemas.microsoft.com/office/word/2016/wordml/cid" xmlns:w16="http://schemas.microsoft.com/office/word/2018/wordml" xmlns:w16du="http://schemas.microsoft.com/office/word/2023/wordml/word16du" xmlns:w16sdtdh="http://schemas.microsoft.com/office/word/2020/wordml/sdtdatahash" xmlns:w16sdtfl="http://schemas.microsoft.com/office/word/2024/wordml/sdtformatlock" xmlns:w16se="http://schemas.microsoft.com/office/word/2015/wordml/symex" xmlns:wpg="http://schemas.microsoft.com/office/word/2010/wordprocessingGroup" xmlns:wpi="http://schemas.microsoft.com/office/word/2010/wordprocessingInk" xmlns:wne="http://schemas.microsoft.com/office/word/2006/wordml" xmlns:wps="http://schemas.microsoft.com/office/word/2010/wordprocessingShape" mc:Ignorable="w14 w15 w16se w16cid w16 w16cex w16sdtdh w16sdtfl w16du wp14">
   <w:footnote w:type="separator" w:id="-1">
     <w:p>
       <w:pPr>
@@ -1656,7 +1590,7 @@
 </file>
 
 <file path=word/header1.xml><?xml version="1.0" encoding="utf-8"?>
-<w:hdr xmlns:wpc="http://schemas.microsoft.com/office/word/2010/wordprocessingCanvas" xmlns:cx="http://schemas.microsoft.com/office/drawing/2014/chartex" xmlns:cx1="http://schemas.microsoft.com/office/drawing/2015/9/8/chartex" xmlns:cx2="http://schemas.microsoft.com/office/drawing/2015/10/21/chartex" xmlns:cx3="http://schemas.microsoft.com/office/drawing/2016/5/9/chartex" xmlns:cx4="http://schemas.microsoft.com/office/drawing/2016/5/10/chartex" xmlns:cx5="http://schemas.microsoft.com/office/drawing/2016/5/11/chartex" xmlns:cx6="http://schemas.microsoft.com/office/drawing/2016/5/12/chartex" xmlns:cx7="http://schemas.microsoft.com/office/drawing/2016/5/13/chartex" xmlns:cx8="http://schemas.microsoft.com/office/drawing/2016/5/14/chartex" xmlns:mc="http://schemas.openxmlformats.org/markup-compatibility/2006" xmlns:aink="http://schemas.microsoft.com/office/drawing/2016/ink" xmlns:am3d="http://schemas.microsoft.com/office/drawing/2017/model3d" xmlns:o="urn:schemas-microsoft-com:office:office" xmlns:r="http://schemas.openxmlformats.org/officeDocument/2006/relationships" xmlns:m="http://schemas.openxmlformats.org/officeDocument/2006/math" xmlns:v="urn:schemas-microsoft-com:vml" xmlns:wp14="http://schemas.microsoft.com/office/word/2010/wordprocessingDrawing" xmlns:wp="http://schemas.openxmlformats.org/drawingml/2006/wordprocessingDrawing" xmlns:w10="urn:schemas-microsoft-com:office:word" xmlns:w="http://schemas.openxmlformats.org/wordprocessingml/2006/main" xmlns:w14="http://schemas.microsoft.com/office/word/2010/wordml" xmlns:w15="http://schemas.microsoft.com/office/word/2012/wordml" xmlns:w16cex="http://schemas.microsoft.com/office/word/2018/wordml/cex" xmlns:w16cid="http://schemas.microsoft.com/office/word/2016/wordml/cid" xmlns:w16="http://schemas.microsoft.com/office/word/2018/wordml" xmlns:w16sdtdh="http://schemas.microsoft.com/office/word/2020/wordml/sdtdatahash" xmlns:w16se="http://schemas.microsoft.com/office/word/2015/wordml/symex" xmlns:wpg="http://schemas.microsoft.com/office/word/2010/wordprocessingGroup" xmlns:wpi="http://schemas.microsoft.com/office/word/2010/wordprocessingInk" xmlns:wne="http://schemas.microsoft.com/office/word/2006/wordml" xmlns:wps="http://schemas.microsoft.com/office/word/2010/wordprocessingShape" mc:Ignorable="w14 w15 w16se w16cid w16 w16cex w16sdtdh wp14">
+<w:hdr xmlns:wpc="http://schemas.microsoft.com/office/word/2010/wordprocessingCanvas" xmlns:cx="http://schemas.microsoft.com/office/drawing/2014/chartex" xmlns:cx1="http://schemas.microsoft.com/office/drawing/2015/9/8/chartex" xmlns:cx2="http://schemas.microsoft.com/office/drawing/2015/10/21/chartex" xmlns:cx3="http://schemas.microsoft.com/office/drawing/2016/5/9/chartex" xmlns:cx4="http://schemas.microsoft.com/office/drawing/2016/5/10/chartex" xmlns:cx5="http://schemas.microsoft.com/office/drawing/2016/5/11/chartex" xmlns:cx6="http://schemas.microsoft.com/office/drawing/2016/5/12/chartex" xmlns:cx7="http://schemas.microsoft.com/office/drawing/2016/5/13/chartex" xmlns:cx8="http://schemas.microsoft.com/office/drawing/2016/5/14/chartex" xmlns:mc="http://schemas.openxmlformats.org/markup-compatibility/2006" xmlns:aink="http://schemas.microsoft.com/office/drawing/2016/ink" xmlns:am3d="http://schemas.microsoft.com/office/drawing/2017/model3d" xmlns:o="urn:schemas-microsoft-com:office:office" xmlns:oel="http://schemas.microsoft.com/office/2019/extlst" xmlns:r="http://schemas.openxmlformats.org/officeDocument/2006/relationships" xmlns:m="http://schemas.openxmlformats.org/officeDocument/2006/math" xmlns:v="urn:schemas-microsoft-com:vml" xmlns:wp14="http://schemas.microsoft.com/office/word/2010/wordprocessingDrawing" xmlns:wp="http://schemas.openxmlformats.org/drawingml/2006/wordprocessingDrawing" xmlns:w10="urn:schemas-microsoft-com:office:word" xmlns:w="http://schemas.openxmlformats.org/wordprocessingml/2006/main" xmlns:w14="http://schemas.microsoft.com/office/word/2010/wordml" xmlns:w15="http://schemas.microsoft.com/office/word/2012/wordml" xmlns:w16cex="http://schemas.microsoft.com/office/word/2018/wordml/cex" xmlns:w16cid="http://schemas.microsoft.com/office/word/2016/wordml/cid" xmlns:w16="http://schemas.microsoft.com/office/word/2018/wordml" xmlns:w16du="http://schemas.microsoft.com/office/word/2023/wordml/word16du" xmlns:w16sdtdh="http://schemas.microsoft.com/office/word/2020/wordml/sdtdatahash" xmlns:w16sdtfl="http://schemas.microsoft.com/office/word/2024/wordml/sdtformatlock" xmlns:w16se="http://schemas.microsoft.com/office/word/2015/wordml/symex" xmlns:wpg="http://schemas.microsoft.com/office/word/2010/wordprocessingGroup" xmlns:wpi="http://schemas.microsoft.com/office/word/2010/wordprocessingInk" xmlns:wne="http://schemas.microsoft.com/office/word/2006/wordml" xmlns:wps="http://schemas.microsoft.com/office/word/2010/wordprocessingShape" mc:Ignorable="w14 w15 w16se w16cid w16 w16cex w16sdtdh w16sdtfl w16du wp14">
   <w:p>
     <w:pPr>
       <w:pStyle w:val="Encabezado"/>
@@ -1666,7 +1600,7 @@
 </file>
 
 <file path=word/header2.xml><?xml version="1.0" encoding="utf-8"?>
-<w:hdr xmlns:wpc="http://schemas.microsoft.com/office/word/2010/wordprocessingCanvas" xmlns:cx="http://schemas.microsoft.com/office/drawing/2014/chartex" xmlns:cx1="http://schemas.microsoft.com/office/drawing/2015/9/8/chartex" xmlns:cx2="http://schemas.microsoft.com/office/drawing/2015/10/21/chartex" xmlns:cx3="http://schemas.microsoft.com/office/drawing/2016/5/9/chartex" xmlns:cx4="http://schemas.microsoft.com/office/drawing/2016/5/10/chartex" xmlns:cx5="http://schemas.microsoft.com/office/drawing/2016/5/11/chartex" xmlns:cx6="http://schemas.microsoft.com/office/drawing/2016/5/12/chartex" xmlns:cx7="http://schemas.microsoft.com/office/drawing/2016/5/13/chartex" xmlns:cx8="http://schemas.microsoft.com/office/drawing/2016/5/14/chartex" xmlns:mc="http://schemas.openxmlformats.org/markup-compatibility/2006" xmlns:aink="http://schemas.microsoft.com/office/drawing/2016/ink" xmlns:am3d="http://schemas.microsoft.com/office/drawing/2017/model3d" xmlns:o="urn:schemas-microsoft-com:office:office" xmlns:r="http://schemas.openxmlformats.org/officeDocument/2006/relationships" xmlns:m="http://schemas.openxmlformats.org/officeDocument/2006/math" xmlns:v="urn:schemas-microsoft-com:vml" xmlns:wp14="http://schemas.microsoft.com/office/word/2010/wordprocessingDrawing" xmlns:wp="http://schemas.openxmlformats.org/drawingml/2006/wordprocessingDrawing" xmlns:w10="urn:schemas-microsoft-com:office:word" xmlns:w="http://schemas.openxmlformats.org/wordprocessingml/2006/main" xmlns:w14="http://schemas.microsoft.com/office/word/2010/wordml" xmlns:w15="http://schemas.microsoft.com/office/word/2012/wordml" xmlns:w16cex="http://schemas.microsoft.com/office/word/2018/wordml/cex" xmlns:w16cid="http://schemas.microsoft.com/office/word/2016/wordml/cid" xmlns:w16="http://schemas.microsoft.com/office/word/2018/wordml" xmlns:w16sdtdh="http://schemas.microsoft.com/office/word/2020/wordml/sdtdatahash" xmlns:w16se="http://schemas.microsoft.com/office/word/2015/wordml/symex" xmlns:wpg="http://schemas.microsoft.com/office/word/2010/wordprocessingGroup" xmlns:wpi="http://schemas.microsoft.com/office/word/2010/wordprocessingInk" xmlns:wne="http://schemas.microsoft.com/office/word/2006/wordml" xmlns:wps="http://schemas.microsoft.com/office/word/2010/wordprocessingShape" mc:Ignorable="w14 w15 w16se w16cid w16 w16cex w16sdtdh wp14">
+<w:hdr xmlns:wpc="http://schemas.microsoft.com/office/word/2010/wordprocessingCanvas" xmlns:cx="http://schemas.microsoft.com/office/drawing/2014/chartex" xmlns:cx1="http://schemas.microsoft.com/office/drawing/2015/9/8/chartex" xmlns:cx2="http://schemas.microsoft.com/office/drawing/2015/10/21/chartex" xmlns:cx3="http://schemas.microsoft.com/office/drawing/2016/5/9/chartex" xmlns:cx4="http://schemas.microsoft.com/office/drawing/2016/5/10/chartex" xmlns:cx5="http://schemas.microsoft.com/office/drawing/2016/5/11/chartex" xmlns:cx6="http://schemas.microsoft.com/office/drawing/2016/5/12/chartex" xmlns:cx7="http://schemas.microsoft.com/office/drawing/2016/5/13/chartex" xmlns:cx8="http://schemas.microsoft.com/office/drawing/2016/5/14/chartex" xmlns:mc="http://schemas.openxmlformats.org/markup-compatibility/2006" xmlns:aink="http://schemas.microsoft.com/office/drawing/2016/ink" xmlns:am3d="http://schemas.microsoft.com/office/drawing/2017/model3d" xmlns:o="urn:schemas-microsoft-com:office:office" xmlns:oel="http://schemas.microsoft.com/office/2019/extlst" xmlns:r="http://schemas.openxmlformats.org/officeDocument/2006/relationships" xmlns:m="http://schemas.openxmlformats.org/officeDocument/2006/math" xmlns:v="urn:schemas-microsoft-com:vml" xmlns:wp14="http://schemas.microsoft.com/office/word/2010/wordprocessingDrawing" xmlns:wp="http://schemas.openxmlformats.org/drawingml/2006/wordprocessingDrawing" xmlns:w10="urn:schemas-microsoft-com:office:word" xmlns:w="http://schemas.openxmlformats.org/wordprocessingml/2006/main" xmlns:w14="http://schemas.microsoft.com/office/word/2010/wordml" xmlns:w15="http://schemas.microsoft.com/office/word/2012/wordml" xmlns:w16cex="http://schemas.microsoft.com/office/word/2018/wordml/cex" xmlns:w16cid="http://schemas.microsoft.com/office/word/2016/wordml/cid" xmlns:w16="http://schemas.microsoft.com/office/word/2018/wordml" xmlns:w16du="http://schemas.microsoft.com/office/word/2023/wordml/word16du" xmlns:w16sdtdh="http://schemas.microsoft.com/office/word/2020/wordml/sdtdatahash" xmlns:w16sdtfl="http://schemas.microsoft.com/office/word/2024/wordml/sdtformatlock" xmlns:w16se="http://schemas.microsoft.com/office/word/2015/wordml/symex" xmlns:wpg="http://schemas.microsoft.com/office/word/2010/wordprocessingGroup" xmlns:wpi="http://schemas.microsoft.com/office/word/2010/wordprocessingInk" xmlns:wne="http://schemas.microsoft.com/office/word/2006/wordml" xmlns:wps="http://schemas.microsoft.com/office/word/2010/wordprocessingShape" mc:Ignorable="w14 w15 w16se w16cid w16 w16cex w16sdtdh w16sdtfl w16du wp14">
   <w:p>
     <w:pPr>
       <w:pBdr>
@@ -1746,7 +1680,7 @@
 </file>
 
 <file path=word/header3.xml><?xml version="1.0" encoding="utf-8"?>
-<w:hdr xmlns:wpc="http://schemas.microsoft.com/office/word/2010/wordprocessingCanvas" xmlns:cx="http://schemas.microsoft.com/office/drawing/2014/chartex" xmlns:cx1="http://schemas.microsoft.com/office/drawing/2015/9/8/chartex" xmlns:cx2="http://schemas.microsoft.com/office/drawing/2015/10/21/chartex" xmlns:cx3="http://schemas.microsoft.com/office/drawing/2016/5/9/chartex" xmlns:cx4="http://schemas.microsoft.com/office/drawing/2016/5/10/chartex" xmlns:cx5="http://schemas.microsoft.com/office/drawing/2016/5/11/chartex" xmlns:cx6="http://schemas.microsoft.com/office/drawing/2016/5/12/chartex" xmlns:cx7="http://schemas.microsoft.com/office/drawing/2016/5/13/chartex" xmlns:cx8="http://schemas.microsoft.com/office/drawing/2016/5/14/chartex" xmlns:mc="http://schemas.openxmlformats.org/markup-compatibility/2006" xmlns:aink="http://schemas.microsoft.com/office/drawing/2016/ink" xmlns:am3d="http://schemas.microsoft.com/office/drawing/2017/model3d" xmlns:o="urn:schemas-microsoft-com:office:office" xmlns:r="http://schemas.openxmlformats.org/officeDocument/2006/relationships" xmlns:m="http://schemas.openxmlformats.org/officeDocument/2006/math" xmlns:v="urn:schemas-microsoft-com:vml" xmlns:wp14="http://schemas.microsoft.com/office/word/2010/wordprocessingDrawing" xmlns:wp="http://schemas.openxmlformats.org/drawingml/2006/wordprocessingDrawing" xmlns:w10="urn:schemas-microsoft-com:office:word" xmlns:w="http://schemas.openxmlformats.org/wordprocessingml/2006/main" xmlns:w14="http://schemas.microsoft.com/office/word/2010/wordml" xmlns:w15="http://schemas.microsoft.com/office/word/2012/wordml" xmlns:w16cex="http://schemas.microsoft.com/office/word/2018/wordml/cex" xmlns:w16cid="http://schemas.microsoft.com/office/word/2016/wordml/cid" xmlns:w16="http://schemas.microsoft.com/office/word/2018/wordml" xmlns:w16sdtdh="http://schemas.microsoft.com/office/word/2020/wordml/sdtdatahash" xmlns:w16se="http://schemas.microsoft.com/office/word/2015/wordml/symex" xmlns:wpg="http://schemas.microsoft.com/office/word/2010/wordprocessingGroup" xmlns:wpi="http://schemas.microsoft.com/office/word/2010/wordprocessingInk" xmlns:wne="http://schemas.microsoft.com/office/word/2006/wordml" xmlns:wps="http://schemas.microsoft.com/office/word/2010/wordprocessingShape" mc:Ignorable="w14 w15 w16se w16cid w16 w16cex w16sdtdh wp14">
+<w:hdr xmlns:wpc="http://schemas.microsoft.com/office/word/2010/wordprocessingCanvas" xmlns:cx="http://schemas.microsoft.com/office/drawing/2014/chartex" xmlns:cx1="http://schemas.microsoft.com/office/drawing/2015/9/8/chartex" xmlns:cx2="http://schemas.microsoft.com/office/drawing/2015/10/21/chartex" xmlns:cx3="http://schemas.microsoft.com/office/drawing/2016/5/9/chartex" xmlns:cx4="http://schemas.microsoft.com/office/drawing/2016/5/10/chartex" xmlns:cx5="http://schemas.microsoft.com/office/drawing/2016/5/11/chartex" xmlns:cx6="http://schemas.microsoft.com/office/drawing/2016/5/12/chartex" xmlns:cx7="http://schemas.microsoft.com/office/drawing/2016/5/13/chartex" xmlns:cx8="http://schemas.microsoft.com/office/drawing/2016/5/14/chartex" xmlns:mc="http://schemas.openxmlformats.org/markup-compatibility/2006" xmlns:aink="http://schemas.microsoft.com/office/drawing/2016/ink" xmlns:am3d="http://schemas.microsoft.com/office/drawing/2017/model3d" xmlns:o="urn:schemas-microsoft-com:office:office" xmlns:oel="http://schemas.microsoft.com/office/2019/extlst" xmlns:r="http://schemas.openxmlformats.org/officeDocument/2006/relationships" xmlns:m="http://schemas.openxmlformats.org/officeDocument/2006/math" xmlns:v="urn:schemas-microsoft-com:vml" xmlns:wp14="http://schemas.microsoft.com/office/word/2010/wordprocessingDrawing" xmlns:wp="http://schemas.openxmlformats.org/drawingml/2006/wordprocessingDrawing" xmlns:w10="urn:schemas-microsoft-com:office:word" xmlns:w="http://schemas.openxmlformats.org/wordprocessingml/2006/main" xmlns:w14="http://schemas.microsoft.com/office/word/2010/wordml" xmlns:w15="http://schemas.microsoft.com/office/word/2012/wordml" xmlns:w16cex="http://schemas.microsoft.com/office/word/2018/wordml/cex" xmlns:w16cid="http://schemas.microsoft.com/office/word/2016/wordml/cid" xmlns:w16="http://schemas.microsoft.com/office/word/2018/wordml" xmlns:w16du="http://schemas.microsoft.com/office/word/2023/wordml/word16du" xmlns:w16sdtdh="http://schemas.microsoft.com/office/word/2020/wordml/sdtdatahash" xmlns:w16sdtfl="http://schemas.microsoft.com/office/word/2024/wordml/sdtformatlock" xmlns:w16se="http://schemas.microsoft.com/office/word/2015/wordml/symex" xmlns:wpg="http://schemas.microsoft.com/office/word/2010/wordprocessingGroup" xmlns:wpi="http://schemas.microsoft.com/office/word/2010/wordprocessingInk" xmlns:wne="http://schemas.microsoft.com/office/word/2006/wordml" xmlns:wps="http://schemas.microsoft.com/office/word/2010/wordprocessingShape" mc:Ignorable="w14 w15 w16se w16cid w16 w16cex w16sdtdh w16sdtfl w16du wp14">
   <w:p>
     <w:pPr>
       <w:pBdr>
@@ -1832,7 +1766,7 @@
 </file>
 
 <file path=word/numbering.xml><?xml version="1.0" encoding="utf-8"?>
-<w:numbering xmlns:wpc="http://schemas.microsoft.com/office/word/2010/wordprocessingCanvas" xmlns:cx="http://schemas.microsoft.com/office/drawing/2014/chartex" xmlns:cx1="http://schemas.microsoft.com/office/drawing/2015/9/8/chartex" xmlns:cx2="http://schemas.microsoft.com/office/drawing/2015/10/21/chartex" xmlns:cx3="http://schemas.microsoft.com/office/drawing/2016/5/9/chartex" xmlns:cx4="http://schemas.microsoft.com/office/drawing/2016/5/10/chartex" xmlns:cx5="http://schemas.microsoft.com/office/drawing/2016/5/11/chartex" xmlns:cx6="http://schemas.microsoft.com/office/drawing/2016/5/12/chartex" xmlns:cx7="http://schemas.microsoft.com/office/drawing/2016/5/13/chartex" xmlns:cx8="http://schemas.microsoft.com/office/drawing/2016/5/14/chartex" xmlns:mc="http://schemas.openxmlformats.org/markup-compatibility/2006" xmlns:aink="http://schemas.microsoft.com/office/drawing/2016/ink" xmlns:am3d="http://schemas.microsoft.com/office/drawing/2017/model3d" xmlns:o="urn:schemas-microsoft-com:office:office" xmlns:r="http://schemas.openxmlformats.org/officeDocument/2006/relationships" xmlns:m="http://schemas.openxmlformats.org/officeDocument/2006/math" xmlns:v="urn:schemas-microsoft-com:vml" xmlns:wp14="http://schemas.microsoft.com/office/word/2010/wordprocessingDrawing" xmlns:wp="http://schemas.openxmlformats.org/drawingml/2006/wordprocessingDrawing" xmlns:w10="urn:schemas-microsoft-com:office:word" xmlns:w="http://schemas.openxmlformats.org/wordprocessingml/2006/main" xmlns:w14="http://schemas.microsoft.com/office/word/2010/wordml" xmlns:w15="http://schemas.microsoft.com/office/word/2012/wordml" xmlns:w16cex="http://schemas.microsoft.com/office/word/2018/wordml/cex" xmlns:w16cid="http://schemas.microsoft.com/office/word/2016/wordml/cid" xmlns:w16="http://schemas.microsoft.com/office/word/2018/wordml" xmlns:w16sdtdh="http://schemas.microsoft.com/office/word/2020/wordml/sdtdatahash" xmlns:w16se="http://schemas.microsoft.com/office/word/2015/wordml/symex" xmlns:wpg="http://schemas.microsoft.com/office/word/2010/wordprocessingGroup" xmlns:wpi="http://schemas.microsoft.com/office/word/2010/wordprocessingInk" xmlns:wne="http://schemas.microsoft.com/office/word/2006/wordml" xmlns:wps="http://schemas.microsoft.com/office/word/2010/wordprocessingShape" mc:Ignorable="w14 w15 w16se w16cid w16 w16cex w16sdtdh wp14">
+<w:numbering xmlns:wpc="http://schemas.microsoft.com/office/word/2010/wordprocessingCanvas" xmlns:cx="http://schemas.microsoft.com/office/drawing/2014/chartex" xmlns:cx1="http://schemas.microsoft.com/office/drawing/2015/9/8/chartex" xmlns:cx2="http://schemas.microsoft.com/office/drawing/2015/10/21/chartex" xmlns:cx3="http://schemas.microsoft.com/office/drawing/2016/5/9/chartex" xmlns:cx4="http://schemas.microsoft.com/office/drawing/2016/5/10/chartex" xmlns:cx5="http://schemas.microsoft.com/office/drawing/2016/5/11/chartex" xmlns:cx6="http://schemas.microsoft.com/office/drawing/2016/5/12/chartex" xmlns:cx7="http://schemas.microsoft.com/office/drawing/2016/5/13/chartex" xmlns:cx8="http://schemas.microsoft.com/office/drawing/2016/5/14/chartex" xmlns:mc="http://schemas.openxmlformats.org/markup-compatibility/2006" xmlns:aink="http://schemas.microsoft.com/office/drawing/2016/ink" xmlns:am3d="http://schemas.microsoft.com/office/drawing/2017/model3d" xmlns:o="urn:schemas-microsoft-com:office:office" xmlns:oel="http://schemas.microsoft.com/office/2019/extlst" xmlns:r="http://schemas.openxmlformats.org/officeDocument/2006/relationships" xmlns:m="http://schemas.openxmlformats.org/officeDocument/2006/math" xmlns:v="urn:schemas-microsoft-com:vml" xmlns:wp14="http://schemas.microsoft.com/office/word/2010/wordprocessingDrawing" xmlns:wp="http://schemas.openxmlformats.org/drawingml/2006/wordprocessingDrawing" xmlns:w10="urn:schemas-microsoft-com:office:word" xmlns:w="http://schemas.openxmlformats.org/wordprocessingml/2006/main" xmlns:w14="http://schemas.microsoft.com/office/word/2010/wordml" xmlns:w15="http://schemas.microsoft.com/office/word/2012/wordml" xmlns:w16cex="http://schemas.microsoft.com/office/word/2018/wordml/cex" xmlns:w16cid="http://schemas.microsoft.com/office/word/2016/wordml/cid" xmlns:w16="http://schemas.microsoft.com/office/word/2018/wordml" xmlns:w16du="http://schemas.microsoft.com/office/word/2023/wordml/word16du" xmlns:w16sdtdh="http://schemas.microsoft.com/office/word/2020/wordml/sdtdatahash" xmlns:w16sdtfl="http://schemas.microsoft.com/office/word/2024/wordml/sdtformatlock" xmlns:w16se="http://schemas.microsoft.com/office/word/2015/wordml/symex" xmlns:wpg="http://schemas.microsoft.com/office/word/2010/wordprocessingGroup" xmlns:wpi="http://schemas.microsoft.com/office/word/2010/wordprocessingInk" xmlns:wne="http://schemas.microsoft.com/office/word/2006/wordml" xmlns:wps="http://schemas.microsoft.com/office/word/2010/wordprocessingShape" mc:Ignorable="w14 w15 w16se w16cid w16 w16cex w16sdtdh w16sdtfl w16du wp14">
   <w:abstractNum w:abstractNumId="0" w15:restartNumberingAfterBreak="0">
     <w:nsid w:val="418306A8"/>
     <w:multiLevelType w:val="hybridMultilevel"/>
@@ -2188,13 +2122,13 @@
       </w:pPr>
     </w:lvl>
   </w:abstractNum>
-  <w:num w:numId="1">
+  <w:num w:numId="1" w16cid:durableId="2126197076">
     <w:abstractNumId w:val="2"/>
   </w:num>
-  <w:num w:numId="2">
+  <w:num w:numId="2" w16cid:durableId="962885707">
     <w:abstractNumId w:val="1"/>
   </w:num>
-  <w:num w:numId="3">
+  <w:num w:numId="3" w16cid:durableId="1793595394">
     <w:abstractNumId w:val="0"/>
     <w:lvlOverride w:ilvl="0">
       <w:startOverride w:val="1"/>
@@ -2224,10 +2158,10 @@
       <w:startOverride w:val="1"/>
     </w:lvlOverride>
   </w:num>
-  <w:num w:numId="4">
+  <w:num w:numId="4" w16cid:durableId="717777137">
     <w:abstractNumId w:val="0"/>
   </w:num>
-  <w:num w:numId="5">
+  <w:num w:numId="5" w16cid:durableId="502356163">
     <w:abstractNumId w:val="3"/>
     <w:lvlOverride w:ilvl="0">
       <w:startOverride w:val="1"/>
@@ -2261,7 +2195,7 @@
 </file>
 
 <file path=word/styles.xml><?xml version="1.0" encoding="utf-8"?>
-<w:styles xmlns:mc="http://schemas.openxmlformats.org/markup-compatibility/2006" xmlns:r="http://schemas.openxmlformats.org/officeDocument/2006/relationships" xmlns:w="http://schemas.openxmlformats.org/wordprocessingml/2006/main" xmlns:w14="http://schemas.microsoft.com/office/word/2010/wordml" xmlns:w15="http://schemas.microsoft.com/office/word/2012/wordml" xmlns:w16cex="http://schemas.microsoft.com/office/word/2018/wordml/cex" xmlns:w16cid="http://schemas.microsoft.com/office/word/2016/wordml/cid" xmlns:w16="http://schemas.microsoft.com/office/word/2018/wordml" xmlns:w16sdtdh="http://schemas.microsoft.com/office/word/2020/wordml/sdtdatahash" xmlns:w16se="http://schemas.microsoft.com/office/word/2015/wordml/symex" mc:Ignorable="w14 w15 w16se w16cid w16 w16cex w16sdtdh">
+<w:styles xmlns:mc="http://schemas.openxmlformats.org/markup-compatibility/2006" xmlns:r="http://schemas.openxmlformats.org/officeDocument/2006/relationships" xmlns:w="http://schemas.openxmlformats.org/wordprocessingml/2006/main" xmlns:w14="http://schemas.microsoft.com/office/word/2010/wordml" xmlns:w15="http://schemas.microsoft.com/office/word/2012/wordml" xmlns:w16cex="http://schemas.microsoft.com/office/word/2018/wordml/cex" xmlns:w16cid="http://schemas.microsoft.com/office/word/2016/wordml/cid" xmlns:w16="http://schemas.microsoft.com/office/word/2018/wordml" xmlns:w16du="http://schemas.microsoft.com/office/word/2023/wordml/word16du" xmlns:w16sdtdh="http://schemas.microsoft.com/office/word/2020/wordml/sdtdatahash" xmlns:w16sdtfl="http://schemas.microsoft.com/office/word/2024/wordml/sdtformatlock" xmlns:w16se="http://schemas.microsoft.com/office/word/2015/wordml/symex" mc:Ignorable="w14 w15 w16se w16cid w16 w16cex w16sdtdh w16sdtfl w16du">
   <w:docDefaults>
     <w:rPrDefault>
       <w:rPr>
